--- a/airports/Release Candidates/Cold War Germany/EDDF/EDDF.docx
+++ b/airports/Release Candidates/Cold War Germany/EDDF/EDDF.docx
@@ -3,6 +3,75 @@
 <w:document xmlns:wpc="http://schemas.microsoft.com/office/word/2010/wordprocessingCanvas" xmlns:cx="http://schemas.microsoft.com/office/drawing/2014/chartex" xmlns:cx1="http://schemas.microsoft.com/office/drawing/2015/9/8/chartex" xmlns:cx2="http://schemas.microsoft.com/office/drawing/2015/10/21/chartex" xmlns:cx3="http://schemas.microsoft.com/office/drawing/2016/5/9/chartex" xmlns:cx4="http://schemas.microsoft.com/office/drawing/2016/5/10/chartex" xmlns:cx5="http://schemas.microsoft.com/office/drawing/2016/5/11/chartex" xmlns:cx6="http://schemas.microsoft.com/office/drawing/2016/5/12/chartex" xmlns:cx7="http://schemas.microsoft.com/office/drawing/2016/5/13/chartex" xmlns:cx8="http://schemas.microsoft.com/office/drawing/2016/5/14/chartex" xmlns:mc="http://schemas.openxmlformats.org/markup-compatibility/2006" xmlns:aink="http://schemas.microsoft.com/office/drawing/2016/ink" xmlns:am3d="http://schemas.microsoft.com/office/drawing/2017/model3d" xmlns:o="urn:schemas-microsoft-com:office:office" xmlns:oel="http://schemas.microsoft.com/office/2019/extlst" xmlns:r="http://schemas.openxmlformats.org/officeDocument/2006/relationships" xmlns:m="http://schemas.openxmlformats.org/officeDocument/2006/math" xmlns:v="urn:schemas-microsoft-com:vml" xmlns:wp14="http://schemas.microsoft.com/office/word/2010/wordprocessingDrawing" xmlns:wp="http://schemas.openxmlformats.org/drawingml/2006/wordprocessingDrawing" xmlns:w10="urn:schemas-microsoft-com:office:word" xmlns:w="http://schemas.openxmlformats.org/wordprocessingml/2006/main" xmlns:w14="http://schemas.microsoft.com/office/word/2010/wordml" xmlns:w15="http://schemas.microsoft.com/office/word/2012/wordml" xmlns:w16cex="http://schemas.microsoft.com/office/word/2018/wordml/cex" xmlns:w16cid="http://schemas.microsoft.com/office/word/2016/wordml/cid" xmlns:w16="http://schemas.microsoft.com/office/word/2018/wordml" xmlns:w16du="http://schemas.microsoft.com/office/word/2023/wordml/word16du" xmlns:w16sdtdh="http://schemas.microsoft.com/office/word/2020/wordml/sdtdatahash" xmlns:w16sdtfl="http://schemas.microsoft.com/office/word/2024/wordml/sdtformatlock" xmlns:w16se="http://schemas.microsoft.com/office/word/2015/wordml/symex" xmlns:wpg="http://schemas.microsoft.com/office/word/2010/wordprocessingGroup" xmlns:wpi="http://schemas.microsoft.com/office/word/2010/wordprocessingInk" xmlns:wne="http://schemas.microsoft.com/office/word/2006/wordml" xmlns:wps="http://schemas.microsoft.com/office/word/2010/wordprocessingShape" mc:Ignorable="w14 w15 w16se w16cid w16 w16cex w16sdtdh w16sdtfl w16du wp14">
   <w:body>
     <w:p>
+      <w:r>
+        <w:rPr>
+          <w:noProof/>
+        </w:rPr>
+        <w:drawing>
+          <wp:anchor distT="0" distB="0" distL="114300" distR="114300" simplePos="0" relativeHeight="251782656" behindDoc="0" locked="0" layoutInCell="1" allowOverlap="1" wp14:anchorId="2FE11FA8" wp14:editId="282A2BA3">
+            <wp:simplePos x="0" y="0"/>
+            <wp:positionH relativeFrom="column">
+              <wp:posOffset>1371600</wp:posOffset>
+            </wp:positionH>
+            <wp:positionV relativeFrom="paragraph">
+              <wp:posOffset>3338623</wp:posOffset>
+            </wp:positionV>
+            <wp:extent cx="6744122" cy="3848986"/>
+            <wp:effectExtent l="0" t="0" r="0" b="0"/>
+            <wp:wrapNone/>
+            <wp:docPr id="1322082225" name="Picture 20"/>
+            <wp:cNvGraphicFramePr>
+              <a:graphicFrameLocks xmlns:a="http://schemas.openxmlformats.org/drawingml/2006/main" noChangeAspect="1"/>
+            </wp:cNvGraphicFramePr>
+            <a:graphic xmlns:a="http://schemas.openxmlformats.org/drawingml/2006/main">
+              <a:graphicData uri="http://schemas.openxmlformats.org/drawingml/2006/picture">
+                <pic:pic xmlns:pic="http://schemas.openxmlformats.org/drawingml/2006/picture">
+                  <pic:nvPicPr>
+                    <pic:cNvPr id="1322082225" name="Picture 1322082225"/>
+                    <pic:cNvPicPr/>
+                  </pic:nvPicPr>
+                  <pic:blipFill rotWithShape="1">
+                    <a:blip r:embed="rId4" cstate="print">
+                      <a:extLst>
+                        <a:ext uri="{28A0092B-C50C-407E-A947-70E740481C1C}">
+                          <a14:useLocalDpi xmlns:a14="http://schemas.microsoft.com/office/drawing/2010/main" val="0"/>
+                        </a:ext>
+                      </a:extLst>
+                    </a:blip>
+                    <a:srcRect l="21499" t="16477" r="18576" b="20441"/>
+                    <a:stretch>
+                      <a:fillRect/>
+                    </a:stretch>
+                  </pic:blipFill>
+                  <pic:spPr bwMode="auto">
+                    <a:xfrm>
+                      <a:off x="0" y="0"/>
+                      <a:ext cx="6763383" cy="3859979"/>
+                    </a:xfrm>
+                    <a:prstGeom prst="rect">
+                      <a:avLst/>
+                    </a:prstGeom>
+                    <a:ln>
+                      <a:noFill/>
+                    </a:ln>
+                    <a:extLst>
+                      <a:ext uri="{53640926-AAD7-44D8-BBD7-CCE9431645EC}">
+                        <a14:shadowObscured xmlns:a14="http://schemas.microsoft.com/office/drawing/2010/main"/>
+                      </a:ext>
+                    </a:extLst>
+                  </pic:spPr>
+                </pic:pic>
+              </a:graphicData>
+            </a:graphic>
+            <wp14:sizeRelH relativeFrom="page">
+              <wp14:pctWidth>0</wp14:pctWidth>
+            </wp14:sizeRelH>
+            <wp14:sizeRelV relativeFrom="page">
+              <wp14:pctHeight>0</wp14:pctHeight>
+            </wp14:sizeRelV>
+          </wp:anchor>
+        </w:drawing>
+      </w:r>
       <w:r>
         <w:rPr>
           <w:noProof/>
@@ -309,21 +378,7 @@
                                 <w:rFonts w:ascii="Arial" w:hAnsi="Arial" w:cs="Arial"/>
                                 <w:lang w:val="en-GB"/>
                               </w:rPr>
-                              <w:t>110.</w:t>
-                            </w:r>
-                            <w:r>
-                              <w:rPr>
-                                <w:rFonts w:ascii="Arial" w:hAnsi="Arial" w:cs="Arial"/>
-                                <w:lang w:val="en-GB"/>
-                              </w:rPr>
-                              <w:t>1</w:t>
-                            </w:r>
-                            <w:r>
-                              <w:rPr>
-                                <w:rFonts w:ascii="Arial" w:hAnsi="Arial" w:cs="Arial"/>
-                                <w:lang w:val="en-GB"/>
-                              </w:rPr>
-                              <w:t>0</w:t>
+                              <w:t>110.10</w:t>
                             </w:r>
                           </w:p>
                         </w:txbxContent>
@@ -617,79 +672,10 @@
         <w:rPr>
           <w:noProof/>
         </w:rPr>
-        <w:drawing>
-          <wp:anchor distT="0" distB="0" distL="114300" distR="114300" simplePos="0" relativeHeight="251777536" behindDoc="0" locked="0" layoutInCell="1" allowOverlap="1" wp14:anchorId="413F6A25" wp14:editId="1CD7FC29">
-            <wp:simplePos x="0" y="0"/>
-            <wp:positionH relativeFrom="column">
-              <wp:posOffset>1371600</wp:posOffset>
-            </wp:positionH>
-            <wp:positionV relativeFrom="paragraph">
-              <wp:posOffset>3522269</wp:posOffset>
-            </wp:positionV>
-            <wp:extent cx="6759245" cy="3783985"/>
-            <wp:effectExtent l="0" t="0" r="3810" b="6985"/>
-            <wp:wrapNone/>
-            <wp:docPr id="1674058016" name="Picture 19" descr="A drawing of a model of a plane&#10;&#10;AI-generated content may be incorrect."/>
-            <wp:cNvGraphicFramePr>
-              <a:graphicFrameLocks xmlns:a="http://schemas.openxmlformats.org/drawingml/2006/main" noChangeAspect="1"/>
-            </wp:cNvGraphicFramePr>
-            <a:graphic xmlns:a="http://schemas.openxmlformats.org/drawingml/2006/main">
-              <a:graphicData uri="http://schemas.openxmlformats.org/drawingml/2006/picture">
-                <pic:pic xmlns:pic="http://schemas.openxmlformats.org/drawingml/2006/picture">
-                  <pic:nvPicPr>
-                    <pic:cNvPr id="1674058016" name="Picture 19" descr="A drawing of a model of a plane&#10;&#10;AI-generated content may be incorrect."/>
-                    <pic:cNvPicPr/>
-                  </pic:nvPicPr>
-                  <pic:blipFill rotWithShape="1">
-                    <a:blip r:embed="rId4" cstate="print">
-                      <a:extLst>
-                        <a:ext uri="{28A0092B-C50C-407E-A947-70E740481C1C}">
-                          <a14:useLocalDpi xmlns:a14="http://schemas.microsoft.com/office/drawing/2010/main" val="0"/>
-                        </a:ext>
-                      </a:extLst>
-                    </a:blip>
-                    <a:srcRect l="16761" t="10754" r="13162" b="16887"/>
-                    <a:stretch>
-                      <a:fillRect/>
-                    </a:stretch>
-                  </pic:blipFill>
-                  <pic:spPr bwMode="auto">
-                    <a:xfrm>
-                      <a:off x="0" y="0"/>
-                      <a:ext cx="6772106" cy="3791185"/>
-                    </a:xfrm>
-                    <a:prstGeom prst="rect">
-                      <a:avLst/>
-                    </a:prstGeom>
-                    <a:ln>
-                      <a:noFill/>
-                    </a:ln>
-                    <a:extLst>
-                      <a:ext uri="{53640926-AAD7-44D8-BBD7-CCE9431645EC}">
-                        <a14:shadowObscured xmlns:a14="http://schemas.microsoft.com/office/drawing/2010/main"/>
-                      </a:ext>
-                    </a:extLst>
-                  </pic:spPr>
-                </pic:pic>
-              </a:graphicData>
-            </a:graphic>
-            <wp14:sizeRelH relativeFrom="page">
-              <wp14:pctWidth>0</wp14:pctWidth>
-            </wp14:sizeRelH>
-            <wp14:sizeRelV relativeFrom="page">
-              <wp14:pctHeight>0</wp14:pctHeight>
-            </wp14:sizeRelV>
-          </wp:anchor>
-        </w:drawing>
-      </w:r>
-      <w:r>
-        <w:rPr>
-          <w:noProof/>
-        </w:rPr>
         <mc:AlternateContent>
           <mc:Choice Requires="wps">
             <w:drawing>
-              <wp:anchor distT="45720" distB="45720" distL="114300" distR="114300" simplePos="0" relativeHeight="251713024" behindDoc="0" locked="0" layoutInCell="1" allowOverlap="1" wp14:anchorId="42CB7369" wp14:editId="06968982">
+              <wp:anchor distT="45720" distB="45720" distL="114300" distR="114300" simplePos="0" relativeHeight="251713024" behindDoc="0" locked="0" layoutInCell="1" allowOverlap="1" wp14:anchorId="42CB7369" wp14:editId="60F48A11">
                 <wp:simplePos x="0" y="0"/>
                 <wp:positionH relativeFrom="margin">
                   <wp:posOffset>4646930</wp:posOffset>
@@ -794,7 +780,11 @@
           </mc:Choice>
           <mc:Fallback>
             <w:pict>
-              <v:shape w14:anchorId="42CB7369" id="_x0000_s1031" type="#_x0000_t202" style="position:absolute;margin-left:365.9pt;margin-top:127.85pt;width:291.75pt;height:30.75pt;z-index:251713024;visibility:visible;mso-wrap-style:square;mso-width-percent:0;mso-height-percent:0;mso-wrap-distance-left:9pt;mso-wrap-distance-top:3.6pt;mso-wrap-distance-right:9pt;mso-wrap-distance-bottom:3.6pt;mso-position-horizontal:absolute;mso-position-horizontal-relative:margin;mso-position-vertical:absolute;mso-position-vertical-relative:text;mso-width-percent:0;mso-height-percent:0;mso-width-relative:margin;mso-height-relative:margin;v-text-anchor:top" o:gfxdata="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" stroked="f">
+              <v:shapetype w14:anchorId="42CB7369" id="_x0000_t202" coordsize="21600,21600" o:spt="202" path="m,l,21600r21600,l21600,xe">
+                <v:stroke joinstyle="miter"/>
+                <v:path gradientshapeok="t" o:connecttype="rect"/>
+              </v:shapetype>
+              <v:shape id="_x0000_s1031" type="#_x0000_t202" style="position:absolute;margin-left:365.9pt;margin-top:127.85pt;width:291.75pt;height:30.75pt;z-index:251713024;visibility:visible;mso-wrap-style:square;mso-width-percent:0;mso-height-percent:0;mso-wrap-distance-left:9pt;mso-wrap-distance-top:3.6pt;mso-wrap-distance-right:9pt;mso-wrap-distance-bottom:3.6pt;mso-position-horizontal:absolute;mso-position-horizontal-relative:margin;mso-position-vertical:absolute;mso-position-vertical-relative:text;mso-width-percent:0;mso-height-percent:0;mso-width-relative:margin;mso-height-relative:margin;v-text-anchor:top" o:gfxdata="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" stroked="f">
                 <v:textbox>
                   <w:txbxContent>
                     <w:p>
@@ -1664,7 +1654,7 @@
                                 <w:sz w:val="20"/>
                                 <w:szCs w:val="20"/>
                               </w:rPr>
-                              <w:t>0</w:t>
+                              <w:t>1</w:t>
                             </w:r>
                           </w:p>
                         </w:txbxContent>
@@ -1715,7 +1705,7 @@
                           <w:sz w:val="20"/>
                           <w:szCs w:val="20"/>
                         </w:rPr>
-                        <w:t>0</w:t>
+                        <w:t>1</w:t>
                       </w:r>
                     </w:p>
                   </w:txbxContent>
@@ -2353,7 +2343,7 @@
         <mc:AlternateContent>
           <mc:Choice Requires="wps">
             <w:drawing>
-              <wp:anchor distT="45720" distB="45720" distL="114300" distR="114300" simplePos="0" relativeHeight="251653632" behindDoc="0" locked="0" layoutInCell="1" allowOverlap="1" wp14:anchorId="585F1C3A" wp14:editId="686B3FFE">
+              <wp:anchor distT="45720" distB="45720" distL="114300" distR="114300" simplePos="0" relativeHeight="251653632" behindDoc="0" locked="0" layoutInCell="1" allowOverlap="1" wp14:anchorId="585F1C3A" wp14:editId="7E4A796B">
                 <wp:simplePos x="0" y="0"/>
                 <wp:positionH relativeFrom="margin">
                   <wp:posOffset>2274570</wp:posOffset>
